--- a/hin/docx/011.content.docx
+++ b/hin/docx/011.content.docx
@@ -211,18 +211,12 @@
         </w:rPr>
         <w:t xml:space="preserve">कोई व्यक्ति जो किसी </w:t>
       </w:r>
-      <w:hyperlink r:id="rId13">
-        <w:r>
-          <w:rPr>
-            <w:lang w:val="hi_IN" w:bidi="hi_IN"/>
-          </w:rPr>
-          <w:rPr>
-            <w:color w:val="0000EE"/>
-            <w:u w:val="single"/>
-          </w:rPr>
-          <w:t>बुरी-आत्मा</w:t>
-        </w:r>
-      </w:hyperlink>
+      <w:r>
+        <w:rPr>
+          <w:lang w:val="hi_IN" w:bidi="hi_IN"/>
+        </w:rPr>
+        <w:t>बुरी-आत्मा</w:t>
+      </w:r>
       <w:r>
         <w:rPr>
           <w:lang w:val="hi_IN" w:bidi="hi_IN"/>
@@ -242,18 +236,12 @@
         </w:rPr>
         <w:t xml:space="preserve"> है, जो एक </w:t>
       </w:r>
-      <w:hyperlink r:id="rId14">
-        <w:r>
-          <w:rPr>
-            <w:lang w:val="hi_IN" w:bidi="hi_IN"/>
-          </w:rPr>
-          <w:rPr>
-            <w:color w:val="0000EE"/>
-            <w:u w:val="single"/>
-          </w:rPr>
-          <w:t>दुष्ट आत्मा</w:t>
-        </w:r>
-      </w:hyperlink>
+      <w:r>
+        <w:rPr>
+          <w:lang w:val="hi_IN" w:bidi="hi_IN"/>
+        </w:rPr>
+        <w:t>दुष्ट आत्मा</w:t>
+      </w:r>
       <w:r>
         <w:rPr>
           <w:lang w:val="hi_IN" w:bidi="hi_IN"/>
@@ -274,18 +262,12 @@
         </w:rPr>
         <w:t xml:space="preserve">एक दुष्टात्मा किसी व्यक्ति को विशेष शक्तियाँ भी दे सकती है, जिससे वह छुपी हुई बातें जान सके, जो और लोग नहीं जानते। </w:t>
       </w:r>
-      <w:hyperlink r:id="rId15">
-        <w:r>
-          <w:rPr>
-            <w:lang w:val="hi_IN" w:bidi="hi_IN"/>
-          </w:rPr>
-          <w:rPr>
-            <w:color w:val="0000EE"/>
-            <w:u w:val="single"/>
-          </w:rPr>
-          <w:t>इस्राएल</w:t>
-        </w:r>
-      </w:hyperlink>
+      <w:r>
+        <w:rPr>
+          <w:lang w:val="hi_IN" w:bidi="hi_IN"/>
+        </w:rPr>
+        <w:t>इस्राएल</w:t>
+      </w:r>
       <w:r>
         <w:rPr>
           <w:lang w:val="hi_IN" w:bidi="hi_IN"/>
